--- a/report/STAT346 Proposal.docx
+++ b/report/STAT346 Proposal.docx
@@ -1,6 +1,6 @@
 
 <file path=word/document.xml><?xml version="1.0" encoding="utf-8"?>
-<w:document xmlns:wpc="http://schemas.microsoft.com/office/word/2010/wordprocessingCanvas" xmlns:cx="http://schemas.microsoft.com/office/drawing/2014/chartex" xmlns:cx1="http://schemas.microsoft.com/office/drawing/2015/9/8/chartex" xmlns:cx2="http://schemas.microsoft.com/office/drawing/2015/10/21/chartex" xmlns:cx3="http://schemas.microsoft.com/office/drawing/2016/5/9/chartex" xmlns:cx4="http://schemas.microsoft.com/office/drawing/2016/5/10/chartex" xmlns:cx5="http://schemas.microsoft.com/office/drawing/2016/5/11/chartex" xmlns:cx6="http://schemas.microsoft.com/office/drawing/2016/5/12/chartex" xmlns:cx7="http://schemas.microsoft.com/office/drawing/2016/5/13/chartex" xmlns:cx8="http://schemas.microsoft.com/office/drawing/2016/5/14/chartex" xmlns:mc="http://schemas.openxmlformats.org/markup-compatibility/2006" xmlns:aink="http://schemas.microsoft.com/office/drawing/2016/ink" xmlns:am3d="http://schemas.microsoft.com/office/drawing/2017/model3d" xmlns:o="urn:schemas-microsoft-com:office:office" xmlns:oel="http://schemas.microsoft.com/office/2019/extlst" xmlns:r="http://schemas.openxmlformats.org/officeDocument/2006/relationships" xmlns:m="http://schemas.openxmlformats.org/officeDocument/2006/math" xmlns:v="urn:schemas-microsoft-com:vml" xmlns:wp14="http://schemas.microsoft.com/office/word/2010/wordprocessingDrawing" xmlns:wp="http://schemas.openxmlformats.org/drawingml/2006/wordprocessingDrawing" xmlns:w10="urn:schemas-microsoft-com:office:word" xmlns:w="http://schemas.openxmlformats.org/wordprocessingml/2006/main" xmlns:w14="http://schemas.microsoft.com/office/word/2010/wordml" xmlns:w15="http://schemas.microsoft.com/office/word/2012/wordml" xmlns:w16cex="http://schemas.microsoft.com/office/word/2018/wordml/cex" xmlns:w16cid="http://schemas.microsoft.com/office/word/2016/wordml/cid" xmlns:w16="http://schemas.microsoft.com/office/word/2018/wordml" xmlns:w16du="http://schemas.microsoft.com/office/word/2023/wordml/word16du" xmlns:w16sdtdh="http://schemas.microsoft.com/office/word/2020/wordml/sdtdatahash" xmlns:w16se="http://schemas.microsoft.com/office/word/2015/wordml/symex" xmlns:wpg="http://schemas.microsoft.com/office/word/2010/wordprocessingGroup" xmlns:wpi="http://schemas.microsoft.com/office/word/2010/wordprocessingInk" xmlns:wne="http://schemas.microsoft.com/office/word/2006/wordml" xmlns:wps="http://schemas.microsoft.com/office/word/2010/wordprocessingShape" mc:Ignorable="w14 w15 w16se w16cid w16 w16cex w16sdtdh w16du wp14">
+<w:document xmlns:wpc="http://schemas.microsoft.com/office/word/2010/wordprocessingCanvas" xmlns:cx="http://schemas.microsoft.com/office/drawing/2014/chartex" xmlns:cx1="http://schemas.microsoft.com/office/drawing/2015/9/8/chartex" xmlns:cx2="http://schemas.microsoft.com/office/drawing/2015/10/21/chartex" xmlns:cx3="http://schemas.microsoft.com/office/drawing/2016/5/9/chartex" xmlns:cx4="http://schemas.microsoft.com/office/drawing/2016/5/10/chartex" xmlns:cx5="http://schemas.microsoft.com/office/drawing/2016/5/11/chartex" xmlns:cx6="http://schemas.microsoft.com/office/drawing/2016/5/12/chartex" xmlns:cx7="http://schemas.microsoft.com/office/drawing/2016/5/13/chartex" xmlns:cx8="http://schemas.microsoft.com/office/drawing/2016/5/14/chartex" xmlns:mc="http://schemas.openxmlformats.org/markup-compatibility/2006" xmlns:aink="http://schemas.microsoft.com/office/drawing/2016/ink" xmlns:am3d="http://schemas.microsoft.com/office/drawing/2017/model3d" xmlns:o="urn:schemas-microsoft-com:office:office" xmlns:oel="http://schemas.microsoft.com/office/2019/extlst" xmlns:r="http://schemas.openxmlformats.org/officeDocument/2006/relationships" xmlns:m="http://schemas.openxmlformats.org/officeDocument/2006/math" xmlns:v="urn:schemas-microsoft-com:vml" xmlns:wp14="http://schemas.microsoft.com/office/word/2010/wordprocessingDrawing" xmlns:wp="http://schemas.openxmlformats.org/drawingml/2006/wordprocessingDrawing" xmlns:w10="urn:schemas-microsoft-com:office:word" xmlns:w="http://schemas.openxmlformats.org/wordprocessingml/2006/main" xmlns:w14="http://schemas.microsoft.com/office/word/2010/wordml" xmlns:w15="http://schemas.microsoft.com/office/word/2012/wordml" xmlns:w16cex="http://schemas.microsoft.com/office/word/2018/wordml/cex" xmlns:w16cid="http://schemas.microsoft.com/office/word/2016/wordml/cid" xmlns:w16="http://schemas.microsoft.com/office/word/2018/wordml" xmlns:w16du="http://schemas.microsoft.com/office/word/2023/wordml/word16du" xmlns:w16sdtdh="http://schemas.microsoft.com/office/word/2020/wordml/sdtdatahash" xmlns:w16sdtfl="http://schemas.microsoft.com/office/word/2024/wordml/sdtformatlock" xmlns:w16se="http://schemas.microsoft.com/office/word/2015/wordml/symex" xmlns:wpg="http://schemas.microsoft.com/office/word/2010/wordprocessingGroup" xmlns:wpi="http://schemas.microsoft.com/office/word/2010/wordprocessingInk" xmlns:wne="http://schemas.microsoft.com/office/word/2006/wordml" xmlns:wps="http://schemas.microsoft.com/office/word/2010/wordprocessingShape" mc:Ignorable="w14 w15 w16se w16cid w16 w16cex w16sdtdh w16sdtfl w16du wp14">
   <w:body>
     <w:p>
       <w:pPr>
@@ -46,15 +46,12 @@
     <w:p>
       <w:pPr>
         <w:jc w:val="right"/>
-        <w:rPr>
-          <w:rFonts w:hint="eastAsia"/>
-        </w:rPr>
-      </w:pPr>
-      <w:r>
-        <w:rPr>
-          <w:rFonts w:hint="eastAsia"/>
-        </w:rPr>
-        <w:t>2023320315 허주원</w:t>
+      </w:pPr>
+      <w:r>
+        <w:rPr>
+          <w:rFonts w:hint="eastAsia"/>
+        </w:rPr>
+        <w:t>허주원</w:t>
       </w:r>
     </w:p>
     <w:p>
@@ -86,7 +83,6 @@
       <w:pPr>
         <w:ind w:firstLine="425"/>
         <w:rPr>
-          <w:rFonts w:hint="eastAsia"/>
           <w:szCs w:val="22"/>
         </w:rPr>
       </w:pPr>
@@ -136,19 +132,11 @@
         </w:rPr>
         <w:t xml:space="preserve">주별 </w:t>
       </w:r>
-      <w:proofErr w:type="spellStart"/>
-      <w:r>
-        <w:rPr>
-          <w:szCs w:val="22"/>
-        </w:rPr>
-        <w:t>검색량</w:t>
-      </w:r>
-      <w:proofErr w:type="spellEnd"/>
-      <w:r>
-        <w:rPr>
-          <w:szCs w:val="22"/>
-        </w:rPr>
-        <w:t xml:space="preserve"> 데이터</w:t>
+      <w:r>
+        <w:rPr>
+          <w:szCs w:val="22"/>
+        </w:rPr>
+        <w:t>검색량 데이터</w:t>
       </w:r>
       <w:r>
         <w:rPr>
@@ -295,35 +283,7 @@
         <w:rPr>
           <w:szCs w:val="22"/>
         </w:rPr>
-        <w:t xml:space="preserve">키워드에 대한 </w:t>
-      </w:r>
-      <w:proofErr w:type="spellStart"/>
-      <w:r>
-        <w:rPr>
-          <w:szCs w:val="22"/>
-        </w:rPr>
-        <w:t>검색량</w:t>
-      </w:r>
-      <w:proofErr w:type="spellEnd"/>
-      <w:r>
-        <w:rPr>
-          <w:szCs w:val="22"/>
-        </w:rPr>
-        <w:t xml:space="preserve"> 데이터에서 시간 경과에 따른 트렌드와 계절성을 분석하고, 미래 </w:t>
-      </w:r>
-      <w:proofErr w:type="spellStart"/>
-      <w:r>
-        <w:rPr>
-          <w:szCs w:val="22"/>
-        </w:rPr>
-        <w:t>검색량을</w:t>
-      </w:r>
-      <w:proofErr w:type="spellEnd"/>
-      <w:r>
-        <w:rPr>
-          <w:szCs w:val="22"/>
-        </w:rPr>
-        <w:t xml:space="preserve"> 예측하는 것</w:t>
+        <w:t>키워드에 대한 검색량 데이터에서 시간 경과에 따른 트렌드와 계절성을 분석하고, 미래 검색량을 예측하는 것</w:t>
       </w:r>
       <w:r>
         <w:rPr>
@@ -399,21 +359,7 @@
         <w:rPr>
           <w:szCs w:val="22"/>
         </w:rPr>
-        <w:t xml:space="preserve">KBO </w:t>
-      </w:r>
-      <w:proofErr w:type="spellStart"/>
-      <w:r>
-        <w:rPr>
-          <w:szCs w:val="22"/>
-        </w:rPr>
-        <w:t>검색량은</w:t>
-      </w:r>
-      <w:proofErr w:type="spellEnd"/>
-      <w:r>
-        <w:rPr>
-          <w:szCs w:val="22"/>
-        </w:rPr>
-        <w:t xml:space="preserve"> 시즌 시작 전후로 증가할 것이다.</w:t>
+        <w:t>KBO 검색량은 시즌 시작 전후로 증가할 것이다.</w:t>
       </w:r>
     </w:p>
     <w:p>
@@ -444,21 +390,7 @@
         <w:rPr>
           <w:szCs w:val="22"/>
         </w:rPr>
-        <w:t xml:space="preserve"> 전후에 </w:t>
-      </w:r>
-      <w:proofErr w:type="spellStart"/>
-      <w:r>
-        <w:rPr>
-          <w:szCs w:val="22"/>
-        </w:rPr>
-        <w:t>검색량이</w:t>
-      </w:r>
-      <w:proofErr w:type="spellEnd"/>
-      <w:r>
-        <w:rPr>
-          <w:szCs w:val="22"/>
-        </w:rPr>
-        <w:t xml:space="preserve"> </w:t>
+        <w:t xml:space="preserve"> 전후에 검색량이 </w:t>
       </w:r>
       <w:r>
         <w:rPr>
@@ -482,32 +414,15 @@
           <w:numId w:val="10"/>
         </w:numPr>
         <w:rPr>
-          <w:rFonts w:hint="eastAsia"/>
-          <w:szCs w:val="22"/>
-        </w:rPr>
-      </w:pPr>
-      <w:r>
-        <w:rPr>
-          <w:rFonts w:hint="eastAsia"/>
-          <w:szCs w:val="22"/>
-        </w:rPr>
-        <w:t xml:space="preserve">KBO </w:t>
-      </w:r>
-      <w:proofErr w:type="spellStart"/>
-      <w:r>
-        <w:rPr>
-          <w:rFonts w:hint="eastAsia"/>
-          <w:szCs w:val="22"/>
-        </w:rPr>
-        <w:t>검색량이</w:t>
-      </w:r>
-      <w:proofErr w:type="spellEnd"/>
-      <w:r>
-        <w:rPr>
-          <w:rFonts w:hint="eastAsia"/>
-          <w:szCs w:val="22"/>
-        </w:rPr>
-        <w:t xml:space="preserve"> 증가하는 trend를 가질 것이다.</w:t>
+          <w:szCs w:val="22"/>
+        </w:rPr>
+      </w:pPr>
+      <w:r>
+        <w:rPr>
+          <w:rFonts w:hint="eastAsia"/>
+          <w:szCs w:val="22"/>
+        </w:rPr>
+        <w:t>KBO 검색량이 증가하는 trend를 가질 것이다.</w:t>
       </w:r>
     </w:p>
     <w:p>
@@ -551,7 +466,7 @@
                     </pic:cNvPicPr>
                   </pic:nvPicPr>
                   <pic:blipFill>
-                    <a:blip r:embed="rId5">
+                    <a:blip r:embed="rId7">
                       <a:extLst>
                         <a:ext uri="{28A0092B-C50C-407E-A947-70E740481C1C}">
                           <a14:useLocalDpi xmlns:a14="http://schemas.microsoft.com/office/drawing/2010/main" val="0"/>
@@ -589,6 +504,9 @@
         </w:drawing>
       </w:r>
       <w:r>
+        <w:rPr>
+          <w:noProof/>
+        </w:rPr>
         <w:drawing>
           <wp:anchor distT="0" distB="0" distL="114300" distR="114300" simplePos="0" relativeHeight="251659264" behindDoc="0" locked="0" layoutInCell="1" allowOverlap="1" wp14:anchorId="5F687AC0" wp14:editId="5C81C865">
             <wp:simplePos x="0" y="0"/>
@@ -613,7 +531,7 @@
                     <pic:cNvPicPr/>
                   </pic:nvPicPr>
                   <pic:blipFill>
-                    <a:blip r:embed="rId6">
+                    <a:blip r:embed="rId8">
                       <a:extLst>
                         <a:ext uri="{28A0092B-C50C-407E-A947-70E740481C1C}">
                           <a14:useLocalDpi xmlns:a14="http://schemas.microsoft.com/office/drawing/2010/main" val="0"/>
@@ -655,7 +573,6 @@
     <w:p>
       <w:pPr>
         <w:rPr>
-          <w:rFonts w:hint="eastAsia"/>
           <w:szCs w:val="22"/>
         </w:rPr>
       </w:pPr>
@@ -728,16 +645,8 @@
         <w:rPr>
           <w:szCs w:val="22"/>
         </w:rPr>
-        <w:t xml:space="preserve"> </w:t>
-      </w:r>
-      <w:proofErr w:type="spellStart"/>
-      <w:r>
-        <w:rPr>
-          <w:szCs w:val="22"/>
-        </w:rPr>
-        <w:t>전처리</w:t>
-      </w:r>
-      <w:proofErr w:type="spellEnd"/>
+        <w:t xml:space="preserve"> 전처리</w:t>
+      </w:r>
       <w:r>
         <w:rPr>
           <w:rFonts w:hint="eastAsia"/>
@@ -756,21 +665,7 @@
         <w:rPr>
           <w:szCs w:val="22"/>
         </w:rPr>
-        <w:t xml:space="preserve">시계열 데이터를 기반으로 KBO </w:t>
-      </w:r>
-      <w:proofErr w:type="spellStart"/>
-      <w:r>
-        <w:rPr>
-          <w:szCs w:val="22"/>
-        </w:rPr>
-        <w:t>검색량의</w:t>
-      </w:r>
-      <w:proofErr w:type="spellEnd"/>
-      <w:r>
-        <w:rPr>
-          <w:szCs w:val="22"/>
-        </w:rPr>
-        <w:t xml:space="preserve"> 미래 변화를 예측하기 위해 ARIMA 모델을 적용</w:t>
+        <w:t>시계열 데이터를 기반으로 KBO 검색량의 미래 변화를 예측하기 위해 ARIMA 모델을 적용</w:t>
       </w:r>
       <w:r>
         <w:rPr>
@@ -809,7 +704,6 @@
     <w:p>
       <w:pPr>
         <w:rPr>
-          <w:rFonts w:hint="eastAsia"/>
           <w:szCs w:val="22"/>
         </w:rPr>
       </w:pPr>
@@ -876,8 +770,58 @@
 </w:document>
 </file>
 
+<file path=word/endnotes.xml><?xml version="1.0" encoding="utf-8"?>
+<w:endnotes xmlns:wpc="http://schemas.microsoft.com/office/word/2010/wordprocessingCanvas" xmlns:cx="http://schemas.microsoft.com/office/drawing/2014/chartex" xmlns:cx1="http://schemas.microsoft.com/office/drawing/2015/9/8/chartex" xmlns:cx2="http://schemas.microsoft.com/office/drawing/2015/10/21/chartex" xmlns:cx3="http://schemas.microsoft.com/office/drawing/2016/5/9/chartex" xmlns:cx4="http://schemas.microsoft.com/office/drawing/2016/5/10/chartex" xmlns:cx5="http://schemas.microsoft.com/office/drawing/2016/5/11/chartex" xmlns:cx6="http://schemas.microsoft.com/office/drawing/2016/5/12/chartex" xmlns:cx7="http://schemas.microsoft.com/office/drawing/2016/5/13/chartex" xmlns:cx8="http://schemas.microsoft.com/office/drawing/2016/5/14/chartex" xmlns:mc="http://schemas.openxmlformats.org/markup-compatibility/2006" xmlns:aink="http://schemas.microsoft.com/office/drawing/2016/ink" xmlns:am3d="http://schemas.microsoft.com/office/drawing/2017/model3d" xmlns:o="urn:schemas-microsoft-com:office:office" xmlns:oel="http://schemas.microsoft.com/office/2019/extlst" xmlns:r="http://schemas.openxmlformats.org/officeDocument/2006/relationships" xmlns:m="http://schemas.openxmlformats.org/officeDocument/2006/math" xmlns:v="urn:schemas-microsoft-com:vml" xmlns:wp14="http://schemas.microsoft.com/office/word/2010/wordprocessingDrawing" xmlns:wp="http://schemas.openxmlformats.org/drawingml/2006/wordprocessingDrawing" xmlns:w10="urn:schemas-microsoft-com:office:word" xmlns:w="http://schemas.openxmlformats.org/wordprocessingml/2006/main" xmlns:w14="http://schemas.microsoft.com/office/word/2010/wordml" xmlns:w15="http://schemas.microsoft.com/office/word/2012/wordml" xmlns:w16cex="http://schemas.microsoft.com/office/word/2018/wordml/cex" xmlns:w16cid="http://schemas.microsoft.com/office/word/2016/wordml/cid" xmlns:w16="http://schemas.microsoft.com/office/word/2018/wordml" xmlns:w16du="http://schemas.microsoft.com/office/word/2023/wordml/word16du" xmlns:w16sdtdh="http://schemas.microsoft.com/office/word/2020/wordml/sdtdatahash" xmlns:w16sdtfl="http://schemas.microsoft.com/office/word/2024/wordml/sdtformatlock" xmlns:w16se="http://schemas.microsoft.com/office/word/2015/wordml/symex" xmlns:wpg="http://schemas.microsoft.com/office/word/2010/wordprocessingGroup" xmlns:wpi="http://schemas.microsoft.com/office/word/2010/wordprocessingInk" xmlns:wne="http://schemas.microsoft.com/office/word/2006/wordml" xmlns:wps="http://schemas.microsoft.com/office/word/2010/wordprocessingShape" mc:Ignorable="w14 w15 w16se w16cid w16 w16cex w16sdtdh w16sdtfl w16du wp14">
+  <w:endnote w:type="separator" w:id="-1">
+    <w:p>
+      <w:pPr>
+        <w:spacing w:after="0"/>
+      </w:pPr>
+      <w:r>
+        <w:separator/>
+      </w:r>
+    </w:p>
+  </w:endnote>
+  <w:endnote w:type="continuationSeparator" w:id="0">
+    <w:p>
+      <w:pPr>
+        <w:spacing w:after="0"/>
+      </w:pPr>
+      <w:r>
+        <w:continuationSeparator/>
+      </w:r>
+    </w:p>
+  </w:endnote>
+</w:endnotes>
+</file>
+
+<file path=word/footnotes.xml><?xml version="1.0" encoding="utf-8"?>
+<w:footnotes xmlns:wpc="http://schemas.microsoft.com/office/word/2010/wordprocessingCanvas" xmlns:cx="http://schemas.microsoft.com/office/drawing/2014/chartex" xmlns:cx1="http://schemas.microsoft.com/office/drawing/2015/9/8/chartex" xmlns:cx2="http://schemas.microsoft.com/office/drawing/2015/10/21/chartex" xmlns:cx3="http://schemas.microsoft.com/office/drawing/2016/5/9/chartex" xmlns:cx4="http://schemas.microsoft.com/office/drawing/2016/5/10/chartex" xmlns:cx5="http://schemas.microsoft.com/office/drawing/2016/5/11/chartex" xmlns:cx6="http://schemas.microsoft.com/office/drawing/2016/5/12/chartex" xmlns:cx7="http://schemas.microsoft.com/office/drawing/2016/5/13/chartex" xmlns:cx8="http://schemas.microsoft.com/office/drawing/2016/5/14/chartex" xmlns:mc="http://schemas.openxmlformats.org/markup-compatibility/2006" xmlns:aink="http://schemas.microsoft.com/office/drawing/2016/ink" xmlns:am3d="http://schemas.microsoft.com/office/drawing/2017/model3d" xmlns:o="urn:schemas-microsoft-com:office:office" xmlns:oel="http://schemas.microsoft.com/office/2019/extlst" xmlns:r="http://schemas.openxmlformats.org/officeDocument/2006/relationships" xmlns:m="http://schemas.openxmlformats.org/officeDocument/2006/math" xmlns:v="urn:schemas-microsoft-com:vml" xmlns:wp14="http://schemas.microsoft.com/office/word/2010/wordprocessingDrawing" xmlns:wp="http://schemas.openxmlformats.org/drawingml/2006/wordprocessingDrawing" xmlns:w10="urn:schemas-microsoft-com:office:word" xmlns:w="http://schemas.openxmlformats.org/wordprocessingml/2006/main" xmlns:w14="http://schemas.microsoft.com/office/word/2010/wordml" xmlns:w15="http://schemas.microsoft.com/office/word/2012/wordml" xmlns:w16cex="http://schemas.microsoft.com/office/word/2018/wordml/cex" xmlns:w16cid="http://schemas.microsoft.com/office/word/2016/wordml/cid" xmlns:w16="http://schemas.microsoft.com/office/word/2018/wordml" xmlns:w16du="http://schemas.microsoft.com/office/word/2023/wordml/word16du" xmlns:w16sdtdh="http://schemas.microsoft.com/office/word/2020/wordml/sdtdatahash" xmlns:w16sdtfl="http://schemas.microsoft.com/office/word/2024/wordml/sdtformatlock" xmlns:w16se="http://schemas.microsoft.com/office/word/2015/wordml/symex" xmlns:wpg="http://schemas.microsoft.com/office/word/2010/wordprocessingGroup" xmlns:wpi="http://schemas.microsoft.com/office/word/2010/wordprocessingInk" xmlns:wne="http://schemas.microsoft.com/office/word/2006/wordml" xmlns:wps="http://schemas.microsoft.com/office/word/2010/wordprocessingShape" mc:Ignorable="w14 w15 w16se w16cid w16 w16cex w16sdtdh w16sdtfl w16du wp14">
+  <w:footnote w:type="separator" w:id="-1">
+    <w:p>
+      <w:pPr>
+        <w:spacing w:after="0"/>
+      </w:pPr>
+      <w:r>
+        <w:separator/>
+      </w:r>
+    </w:p>
+  </w:footnote>
+  <w:footnote w:type="continuationSeparator" w:id="0">
+    <w:p>
+      <w:pPr>
+        <w:spacing w:after="0"/>
+      </w:pPr>
+      <w:r>
+        <w:continuationSeparator/>
+      </w:r>
+    </w:p>
+  </w:footnote>
+</w:footnotes>
+</file>
+
 <file path=word/numbering.xml><?xml version="1.0" encoding="utf-8"?>
-<w:numbering xmlns:wpc="http://schemas.microsoft.com/office/word/2010/wordprocessingCanvas" xmlns:cx="http://schemas.microsoft.com/office/drawing/2014/chartex" xmlns:cx1="http://schemas.microsoft.com/office/drawing/2015/9/8/chartex" xmlns:cx2="http://schemas.microsoft.com/office/drawing/2015/10/21/chartex" xmlns:cx3="http://schemas.microsoft.com/office/drawing/2016/5/9/chartex" xmlns:cx4="http://schemas.microsoft.com/office/drawing/2016/5/10/chartex" xmlns:cx5="http://schemas.microsoft.com/office/drawing/2016/5/11/chartex" xmlns:cx6="http://schemas.microsoft.com/office/drawing/2016/5/12/chartex" xmlns:cx7="http://schemas.microsoft.com/office/drawing/2016/5/13/chartex" xmlns:cx8="http://schemas.microsoft.com/office/drawing/2016/5/14/chartex" xmlns:mc="http://schemas.openxmlformats.org/markup-compatibility/2006" xmlns:aink="http://schemas.microsoft.com/office/drawing/2016/ink" xmlns:am3d="http://schemas.microsoft.com/office/drawing/2017/model3d" xmlns:o="urn:schemas-microsoft-com:office:office" xmlns:oel="http://schemas.microsoft.com/office/2019/extlst" xmlns:r="http://schemas.openxmlformats.org/officeDocument/2006/relationships" xmlns:m="http://schemas.openxmlformats.org/officeDocument/2006/math" xmlns:v="urn:schemas-microsoft-com:vml" xmlns:wp14="http://schemas.microsoft.com/office/word/2010/wordprocessingDrawing" xmlns:wp="http://schemas.openxmlformats.org/drawingml/2006/wordprocessingDrawing" xmlns:w10="urn:schemas-microsoft-com:office:word" xmlns:w="http://schemas.openxmlformats.org/wordprocessingml/2006/main" xmlns:w14="http://schemas.microsoft.com/office/word/2010/wordml" xmlns:w15="http://schemas.microsoft.com/office/word/2012/wordml" xmlns:w16cex="http://schemas.microsoft.com/office/word/2018/wordml/cex" xmlns:w16cid="http://schemas.microsoft.com/office/word/2016/wordml/cid" xmlns:w16="http://schemas.microsoft.com/office/word/2018/wordml" xmlns:w16du="http://schemas.microsoft.com/office/word/2023/wordml/word16du" xmlns:w16sdtdh="http://schemas.microsoft.com/office/word/2020/wordml/sdtdatahash" xmlns:w16se="http://schemas.microsoft.com/office/word/2015/wordml/symex" xmlns:wpg="http://schemas.microsoft.com/office/word/2010/wordprocessingGroup" xmlns:wpi="http://schemas.microsoft.com/office/word/2010/wordprocessingInk" xmlns:wne="http://schemas.microsoft.com/office/word/2006/wordml" xmlns:wps="http://schemas.microsoft.com/office/word/2010/wordprocessingShape" mc:Ignorable="w14 w15 w16se w16cid w16 w16cex w16sdtdh w16du wp14">
+<w:numbering xmlns:wpc="http://schemas.microsoft.com/office/word/2010/wordprocessingCanvas" xmlns:cx="http://schemas.microsoft.com/office/drawing/2014/chartex" xmlns:cx1="http://schemas.microsoft.com/office/drawing/2015/9/8/chartex" xmlns:cx2="http://schemas.microsoft.com/office/drawing/2015/10/21/chartex" xmlns:cx3="http://schemas.microsoft.com/office/drawing/2016/5/9/chartex" xmlns:cx4="http://schemas.microsoft.com/office/drawing/2016/5/10/chartex" xmlns:cx5="http://schemas.microsoft.com/office/drawing/2016/5/11/chartex" xmlns:cx6="http://schemas.microsoft.com/office/drawing/2016/5/12/chartex" xmlns:cx7="http://schemas.microsoft.com/office/drawing/2016/5/13/chartex" xmlns:cx8="http://schemas.microsoft.com/office/drawing/2016/5/14/chartex" xmlns:mc="http://schemas.openxmlformats.org/markup-compatibility/2006" xmlns:aink="http://schemas.microsoft.com/office/drawing/2016/ink" xmlns:am3d="http://schemas.microsoft.com/office/drawing/2017/model3d" xmlns:o="urn:schemas-microsoft-com:office:office" xmlns:oel="http://schemas.microsoft.com/office/2019/extlst" xmlns:r="http://schemas.openxmlformats.org/officeDocument/2006/relationships" xmlns:m="http://schemas.openxmlformats.org/officeDocument/2006/math" xmlns:v="urn:schemas-microsoft-com:vml" xmlns:wp14="http://schemas.microsoft.com/office/word/2010/wordprocessingDrawing" xmlns:wp="http://schemas.openxmlformats.org/drawingml/2006/wordprocessingDrawing" xmlns:w10="urn:schemas-microsoft-com:office:word" xmlns:w="http://schemas.openxmlformats.org/wordprocessingml/2006/main" xmlns:w14="http://schemas.microsoft.com/office/word/2010/wordml" xmlns:w15="http://schemas.microsoft.com/office/word/2012/wordml" xmlns:w16cex="http://schemas.microsoft.com/office/word/2018/wordml/cex" xmlns:w16cid="http://schemas.microsoft.com/office/word/2016/wordml/cid" xmlns:w16="http://schemas.microsoft.com/office/word/2018/wordml" xmlns:w16du="http://schemas.microsoft.com/office/word/2023/wordml/word16du" xmlns:w16sdtdh="http://schemas.microsoft.com/office/word/2020/wordml/sdtdatahash" xmlns:w16sdtfl="http://schemas.microsoft.com/office/word/2024/wordml/sdtformatlock" xmlns:w16se="http://schemas.microsoft.com/office/word/2015/wordml/symex" xmlns:wpg="http://schemas.microsoft.com/office/word/2010/wordprocessingGroup" xmlns:wpi="http://schemas.microsoft.com/office/word/2010/wordprocessingInk" xmlns:wne="http://schemas.microsoft.com/office/word/2006/wordml" xmlns:wps="http://schemas.microsoft.com/office/word/2010/wordprocessingShape" mc:Ignorable="w14 w15 w16se w16cid w16 w16cex w16sdtdh w16sdtfl w16du wp14">
   <w:abstractNum w:abstractNumId="0" w15:restartNumberingAfterBreak="0">
     <w:nsid w:val="0A8B1D41"/>
     <w:multiLevelType w:val="multilevel"/>
@@ -1910,7 +1854,7 @@
 </file>
 
 <file path=word/styles.xml><?xml version="1.0" encoding="utf-8"?>
-<w:styles xmlns:mc="http://schemas.openxmlformats.org/markup-compatibility/2006" xmlns:r="http://schemas.openxmlformats.org/officeDocument/2006/relationships" xmlns:w="http://schemas.openxmlformats.org/wordprocessingml/2006/main" xmlns:w14="http://schemas.microsoft.com/office/word/2010/wordml" xmlns:w15="http://schemas.microsoft.com/office/word/2012/wordml" xmlns:w16cex="http://schemas.microsoft.com/office/word/2018/wordml/cex" xmlns:w16cid="http://schemas.microsoft.com/office/word/2016/wordml/cid" xmlns:w16="http://schemas.microsoft.com/office/word/2018/wordml" xmlns:w16du="http://schemas.microsoft.com/office/word/2023/wordml/word16du" xmlns:w16sdtdh="http://schemas.microsoft.com/office/word/2020/wordml/sdtdatahash" xmlns:w16se="http://schemas.microsoft.com/office/word/2015/wordml/symex" mc:Ignorable="w14 w15 w16se w16cid w16 w16cex w16sdtdh w16du">
+<w:styles xmlns:mc="http://schemas.openxmlformats.org/markup-compatibility/2006" xmlns:r="http://schemas.openxmlformats.org/officeDocument/2006/relationships" xmlns:w="http://schemas.openxmlformats.org/wordprocessingml/2006/main" xmlns:w14="http://schemas.microsoft.com/office/word/2010/wordml" xmlns:w15="http://schemas.microsoft.com/office/word/2012/wordml" xmlns:w16cex="http://schemas.microsoft.com/office/word/2018/wordml/cex" xmlns:w16cid="http://schemas.microsoft.com/office/word/2016/wordml/cid" xmlns:w16="http://schemas.microsoft.com/office/word/2018/wordml" xmlns:w16du="http://schemas.microsoft.com/office/word/2023/wordml/word16du" xmlns:w16sdtdh="http://schemas.microsoft.com/office/word/2020/wordml/sdtdatahash" xmlns:w16sdtfl="http://schemas.microsoft.com/office/word/2024/wordml/sdtformatlock" xmlns:w16se="http://schemas.microsoft.com/office/word/2015/wordml/symex" mc:Ignorable="w14 w15 w16se w16cid w16 w16cex w16sdtdh w16sdtfl w16du">
   <w:docDefaults>
     <w:rPrDefault>
       <w:rPr>
@@ -2516,6 +2460,7 @@
   <w:style w:type="character" w:default="1" w:styleId="a0">
     <w:name w:val="Default Paragraph Font"/>
     <w:uiPriority w:val="1"/>
+    <w:semiHidden/>
     <w:unhideWhenUsed/>
   </w:style>
   <w:style w:type="table" w:default="1" w:styleId="a1">
@@ -2823,6 +2768,50 @@
       <w:color w:val="0F4761" w:themeColor="accent1" w:themeShade="BF"/>
       <w:spacing w:val="5"/>
     </w:rPr>
+  </w:style>
+  <w:style w:type="paragraph" w:styleId="aa">
+    <w:name w:val="header"/>
+    <w:basedOn w:val="a"/>
+    <w:link w:val="Char3"/>
+    <w:uiPriority w:val="99"/>
+    <w:unhideWhenUsed/>
+    <w:rsid w:val="00AB217A"/>
+    <w:pPr>
+      <w:tabs>
+        <w:tab w:val="center" w:pos="4513"/>
+        <w:tab w:val="right" w:pos="9026"/>
+      </w:tabs>
+      <w:snapToGrid w:val="0"/>
+    </w:pPr>
+  </w:style>
+  <w:style w:type="character" w:customStyle="1" w:styleId="Char3">
+    <w:name w:val="머리글 Char"/>
+    <w:basedOn w:val="a0"/>
+    <w:link w:val="aa"/>
+    <w:uiPriority w:val="99"/>
+    <w:rsid w:val="00AB217A"/>
+  </w:style>
+  <w:style w:type="paragraph" w:styleId="ab">
+    <w:name w:val="footer"/>
+    <w:basedOn w:val="a"/>
+    <w:link w:val="Char4"/>
+    <w:uiPriority w:val="99"/>
+    <w:unhideWhenUsed/>
+    <w:rsid w:val="00AB217A"/>
+    <w:pPr>
+      <w:tabs>
+        <w:tab w:val="center" w:pos="4513"/>
+        <w:tab w:val="right" w:pos="9026"/>
+      </w:tabs>
+      <w:snapToGrid w:val="0"/>
+    </w:pPr>
+  </w:style>
+  <w:style w:type="character" w:customStyle="1" w:styleId="Char4">
+    <w:name w:val="바닥글 Char"/>
+    <w:basedOn w:val="a0"/>
+    <w:link w:val="ab"/>
+    <w:uiPriority w:val="99"/>
+    <w:rsid w:val="00AB217A"/>
   </w:style>
 </w:styles>
 </file>
